--- a/docs/generated/karthik_startup_resume.docx
+++ b/docs/generated/karthik_startup_resume.docx
@@ -14,7 +14,7 @@
           <w:color w:val="111827"/>
           <w:sz w:val="40"/>
         </w:rPr>
-        <w:t>Karthick</w:t>
+        <w:t>Deepan Karthick</w:t>
       </w:r>
     </w:p>
     <w:p>
@@ -29,7 +29,7 @@
           <w:color w:val="0F766E"/>
           <w:sz w:val="21"/>
         </w:rPr>
-        <w:t>Python automation + AI tools + practical web apps</w:t>
+        <w:t>Python automation + React dashboards + practical business software</w:t>
       </w:r>
     </w:p>
     <w:p>
@@ -44,7 +44,7 @@
           <w:color w:val="4B5563"/>
           <w:sz w:val="17"/>
         </w:rPr>
-        <w:t>deepankarthick212@gmail.com | 9487572163 | Coimbatore, Tamil Nadu, India | GitHub: https://github.com/darkraigamer212-cmd | LinkedIn: https://www.linkedin.com/in/darkrai-gamer-166735374 | Portfolio: https://darkraigamer212-cmd.github.io/career-application-kit/portfolio/</w:t>
+        <w:t>deepankarthick212@gmail.com | 9487572163 | Coimbatore, Tamil Nadu, India | GitHub: https://github.com/darkraigamer212-cmd/career-application-kit | LinkedIn: https://www.linkedin.com/in/deepan-karthick-166735374/ | Portfolio: https://darkraigamer212-cmd.github.io/career-application-kit/portfolio/</w:t>
       </w:r>
     </w:p>
     <w:p>
@@ -386,7 +386,7 @@
           <w:color w:val="111827"/>
           <w:sz w:val="20"/>
         </w:rPr>
-        <w:t>- B.Sc. Computer Science with Artificial Intelligence, Rathinam Global, Coimbatore - 2028</w:t>
+        <w:t>- B.Sc. Computer Science with Artificial Intelligence, Rathinam Global University, Coimbatore - 2028</w:t>
       </w:r>
     </w:p>
     <w:sectPr>

--- a/docs/generated/karthik_startup_resume.docx
+++ b/docs/generated/karthik_startup_resume.docx
@@ -300,7 +300,7 @@
           <w:color w:val="111827"/>
           <w:sz w:val="20"/>
         </w:rPr>
-        <w:t>Python, JavaScript, React, Vite, Supabase, Django basics, HTML, CSS, REST APIs, PostgreSQL, Git, GitHub, GitHub Actions, Codex, ChatGPT, AI-assisted development, prompt engineering, ERP development, dashboard development, business software, automation, PDF/DOCX generation, responsive web design, UI/UX design, basic testing, CI/CD basics, CLI tools, technical documentation</w:t>
+        <w:t>Python, JavaScript, React, Vite, Supabase, Django basics, HTML, CSS, TypeScript basics, REST APIs, PostgreSQL, Git, GitHub, GitHub Actions, Docker basics, Codex, ChatGPT, AI-assisted development, prompt engineering, ERP development, dashboard development, business software, automation, PDF/DOCX generation, responsive web design, UI/UX design, basic testing, CI/CD basics, CLI tools, technical documentation, GSAP basics, Framer Motion basics</w:t>
       </w:r>
     </w:p>
     <w:p>

--- a/docs/generated/karthik_startup_resume.docx
+++ b/docs/generated/karthik_startup_resume.docx
@@ -66,7 +66,7 @@
           <w:color w:val="111827"/>
           <w:sz w:val="20"/>
         </w:rPr>
-        <w:t>I build practical tools that turn messy work into usable software: ranked lists, reports, dashboards, automations, and AI-assisted workflows. I am looking for remote internships, freelance projects, and part-time developer work where speed, ownership, and clear communication matter.</w:t>
+        <w:t>I build practical tools that turn messy work into usable software: ranked lists, PDF/DOCX reports, React dashboards, ERP-style workflows, automations, and AI-assisted development workflows with manual verification. I am looking for remote internships, freelance projects, contract work, and part-time developer roles where speed, ownership, and clear communication matter.</w:t>
       </w:r>
     </w:p>
     <w:p>
@@ -116,7 +116,7 @@
           <w:color w:val="111827"/>
           <w:sz w:val="20"/>
         </w:rPr>
-        <w:t>- React dashboards and portfolio pages</w:t>
+        <w:t>- React dashboards and internal-tool screens</w:t>
       </w:r>
     </w:p>
     <w:p>
@@ -158,7 +158,7 @@
           <w:color w:val="111827"/>
           <w:sz w:val="20"/>
         </w:rPr>
-        <w:t>- AI-assisted prototyping, prompt workflows, and documentation</w:t>
+        <w:t>- AI-assisted prototyping, prompt workflows, documentation, and testing</w:t>
       </w:r>
     </w:p>
     <w:p>
@@ -194,7 +194,7 @@
           <w:color w:val="111827"/>
           <w:sz w:val="20"/>
         </w:rPr>
-        <w:t>- Built a Python tool that researches rental listings, filters noisy results, ranks suitable houses, and generates decision reports in English and Tamil.</w:t>
+        <w:t>- Built a Python tool that normalizes rental listing data, filters noisy results, ranks suitable houses, and generates decision reports in English and Tamil.</w:t>
       </w:r>
     </w:p>
     <w:p>
@@ -255,6 +255,20 @@
     </w:p>
     <w:p>
       <w:pPr>
+        <w:spacing w:after="40"/>
+        <w:ind w:left="317" w:hanging="173"/>
+      </w:pPr>
+      <w:r>
+        <w:rPr>
+          <w:rFonts w:ascii="Arial" w:hAnsi="Arial" w:eastAsia="Arial"/>
+          <w:color w:val="111827"/>
+          <w:sz w:val="20"/>
+        </w:rPr>
+        <w:t>- Added offline sample data and unit tests so the project can be shown reliably without live portals.</w:t>
+      </w:r>
+    </w:p>
+    <w:p>
+      <w:pPr>
         <w:spacing w:after="60" w:line="259" w:lineRule="auto"/>
       </w:pPr>
       <w:r>
@@ -264,7 +278,7 @@
           <w:color w:val="111827"/>
           <w:sz w:val="20"/>
         </w:rPr>
-        <w:t>Printing Press ERP / Business Management System | React, business workflows</w:t>
+        <w:t>Printing Press ERP / Business Management System | React, Supabase, business workflows</w:t>
       </w:r>
     </w:p>
     <w:p>
@@ -278,7 +292,7 @@
           <w:color w:val="111827"/>
           <w:sz w:val="20"/>
         </w:rPr>
-        <w:t>- Built and deployed a practical business management system for workflow tracking and operational dashboards.</w:t>
+        <w:t>- Built and deployed practical React/Supabase business software for workflow tracking and operational dashboards.</w:t>
       </w:r>
     </w:p>
     <w:p>
@@ -351,6 +365,20 @@
           <w:sz w:val="20"/>
         </w:rPr>
         <w:t>- I prefer small working versions over vague big promises.</w:t>
+      </w:r>
+    </w:p>
+    <w:p>
+      <w:pPr>
+        <w:spacing w:after="40"/>
+        <w:ind w:left="317" w:hanging="173"/>
+      </w:pPr>
+      <w:r>
+        <w:rPr>
+          <w:rFonts w:ascii="Arial" w:hAnsi="Arial" w:eastAsia="Arial"/>
+          <w:color w:val="111827"/>
+          <w:sz w:val="20"/>
+        </w:rPr>
+        <w:t>- I verify AI-assisted work before treating it as finished.</w:t>
       </w:r>
     </w:p>
     <w:p>
